--- a/p-and-np.docx
+++ b/p-and-np.docx
@@ -15,7 +15,7 @@
         <w:pStyle w:val="Date"/>
       </w:pPr>
       <w:r>
-        <w:t xml:space="preserve">Last modified: 2026-10-14 11:47:17 (PDT)</w:t>
+        <w:t xml:space="preserve">Last modified: 2026-10-14 23:34:53 (PDT)</w:t>
       </w:r>
     </w:p>
     <w:p>

--- a/p-and-np.docx
+++ b/p-and-np.docx
@@ -15,7 +15,7 @@
         <w:pStyle w:val="Date"/>
       </w:pPr>
       <w:r>
-        <w:t xml:space="preserve">Last modified: 2026-10-14 23:34:53 (PDT)</w:t>
+        <w:t xml:space="preserve">Last modified: 2026-10-17 02:34:47 (PDT)</w:t>
       </w:r>
     </w:p>
     <w:p>

--- a/p-and-np.docx
+++ b/p-and-np.docx
@@ -15,7 +15,7 @@
         <w:pStyle w:val="Date"/>
       </w:pPr>
       <w:r>
-        <w:t xml:space="preserve">Last modified: 2026-10-17 02:34:47 (PDT)</w:t>
+        <w:t xml:space="preserve">Last modified: 2026-10-19 09:39:58 (PDT)</w:t>
       </w:r>
     </w:p>
     <w:p>

--- a/p-and-np.docx
+++ b/p-and-np.docx
@@ -15,7 +15,7 @@
         <w:pStyle w:val="Date"/>
       </w:pPr>
       <w:r>
-        <w:t xml:space="preserve">Last modified: 2026-10-19 09:39:58 (PDT)</w:t>
+        <w:t xml:space="preserve">Last modified: 2026-10-19 11:40:30 (PDT)</w:t>
       </w:r>
     </w:p>
     <w:p>

--- a/p-and-np.docx
+++ b/p-and-np.docx
@@ -15,7 +15,7 @@
         <w:pStyle w:val="Date"/>
       </w:pPr>
       <w:r>
-        <w:t xml:space="preserve">Last modified: 2026-10-19 11:40:30 (PDT)</w:t>
+        <w:t xml:space="preserve">Last modified: 2026-10-24 21:50:07 (PDT)</w:t>
       </w:r>
     </w:p>
     <w:p>

--- a/p-and-np.docx
+++ b/p-and-np.docx
@@ -15,7 +15,7 @@
         <w:pStyle w:val="Date"/>
       </w:pPr>
       <w:r>
-        <w:t xml:space="preserve">Last modified: 2026-10-24 21:50:07 (PDT)</w:t>
+        <w:t xml:space="preserve">Last modified: 2026-10-24 21:55:03 (PDT)</w:t>
       </w:r>
     </w:p>
     <w:p>

--- a/p-and-np.docx
+++ b/p-and-np.docx
@@ -15,7 +15,7 @@
         <w:pStyle w:val="Date"/>
       </w:pPr>
       <w:r>
-        <w:t xml:space="preserve">Last modified: 2026-10-24 21:55:03 (PDT)</w:t>
+        <w:t xml:space="preserve">Last modified: 2026-10-26 23:11:44 (PDT)</w:t>
       </w:r>
     </w:p>
     <w:p>

--- a/p-and-np.docx
+++ b/p-and-np.docx
@@ -15,7 +15,7 @@
         <w:pStyle w:val="Date"/>
       </w:pPr>
       <w:r>
-        <w:t xml:space="preserve">Last modified: 2026-10-26 23:11:44 (PDT)</w:t>
+        <w:t xml:space="preserve">Last modified: 2026-10-27 13:11:13 (PDT)</w:t>
       </w:r>
     </w:p>
     <w:p>

--- a/p-and-np.docx
+++ b/p-and-np.docx
@@ -15,7 +15,7 @@
         <w:pStyle w:val="Date"/>
       </w:pPr>
       <w:r>
-        <w:t xml:space="preserve">Last modified: 2026-10-27 13:11:13 (PDT)</w:t>
+        <w:t xml:space="preserve">Last modified: 2026-10-28 16:01:27 (PDT)</w:t>
       </w:r>
     </w:p>
     <w:p>

--- a/p-and-np.docx
+++ b/p-and-np.docx
@@ -15,7 +15,7 @@
         <w:pStyle w:val="Date"/>
       </w:pPr>
       <w:r>
-        <w:t xml:space="preserve">Last modified: 2026-10-28 16:01:27 (PDT)</w:t>
+        <w:t xml:space="preserve">Last modified: 2026-10-29 15:05:11 (PDT)</w:t>
       </w:r>
     </w:p>
     <w:p>

--- a/p-and-np.docx
+++ b/p-and-np.docx
@@ -15,7 +15,7 @@
         <w:pStyle w:val="Date"/>
       </w:pPr>
       <w:r>
-        <w:t xml:space="preserve">Last modified: 2026-10-29 15:05:11 (PDT)</w:t>
+        <w:t xml:space="preserve">Last modified: 2026-10-29 18:15:54 (PDT)</w:t>
       </w:r>
     </w:p>
     <w:p>

--- a/p-and-np.docx
+++ b/p-and-np.docx
@@ -15,7 +15,7 @@
         <w:pStyle w:val="Date"/>
       </w:pPr>
       <w:r>
-        <w:t xml:space="preserve">Last modified: 2026-10-29 18:15:54 (PDT)</w:t>
+        <w:t xml:space="preserve">Last modified: 2026-10-30 13:54:17 (PDT)</w:t>
       </w:r>
     </w:p>
     <w:p>
